--- a/templates/docs/invoice_template.docx
+++ b/templates/docs/invoice_template.docx
@@ -2074,14 +2074,7 @@
                 <w:sz w:val="19"/>
                 <w:szCs w:val="19"/>
               </w:rPr>
-              <w:t>:</w:t>
-            </w:r>
-            <w:r>
-              <w:rPr>
-                <w:sz w:val="19"/>
-                <w:szCs w:val="19"/>
-              </w:rPr>
-              <w:t xml:space="preserve">  </w:t>
+              <w:t xml:space="preserve">:  </w:t>
             </w:r>
           </w:p>
         </w:tc>
@@ -3484,16 +3477,7 @@
             <w:gridSpan w:val="28"/>
             <w:shd w:val="clear" w:color="auto" w:fill="auto"/>
           </w:tcPr>
-          <w:p>
-            <w:r>
-              <w:rPr>
-                <w:b/>
-                <w:sz w:val="19"/>
-                <w:szCs w:val="19"/>
-              </w:rPr>
-              <w:t>Договор-заявка</w:t>
-            </w:r>
-          </w:p>
+          <w:p/>
         </w:tc>
         <w:tc>
           <w:tcPr>
@@ -3979,6 +3963,9 @@
               </w:rPr>
             </w:pPr>
             <w:r>
+              <w:rPr>
+                <w:lang w:val="en-US"/>
+              </w:rPr>
               <w:t>{%tr for line in lines %}</w:t>
             </w:r>
           </w:p>
@@ -3996,6 +3983,9 @@
             <w:pPr>
               <w:wordWrap w:val="0"/>
               <w:jc w:val="center"/>
+              <w:rPr>
+                <w:lang w:val="en-US"/>
+              </w:rPr>
             </w:pPr>
           </w:p>
         </w:tc>
@@ -4008,7 +3998,13 @@
             </w:tcBorders>
             <w:shd w:val="clear" w:color="auto" w:fill="auto"/>
           </w:tcPr>
-          <w:p/>
+          <w:p>
+            <w:pPr>
+              <w:rPr>
+                <w:lang w:val="en-US"/>
+              </w:rPr>
+            </w:pPr>
+          </w:p>
         </w:tc>
         <w:tc>
           <w:tcPr>
@@ -4022,6 +4018,9 @@
           <w:p>
             <w:pPr>
               <w:jc w:val="right"/>
+              <w:rPr>
+                <w:lang w:val="en-US"/>
+              </w:rPr>
             </w:pPr>
           </w:p>
         </w:tc>
@@ -4034,7 +4033,13 @@
             </w:tcBorders>
             <w:shd w:val="clear" w:color="auto" w:fill="auto"/>
           </w:tcPr>
-          <w:p/>
+          <w:p>
+            <w:pPr>
+              <w:rPr>
+                <w:lang w:val="en-US"/>
+              </w:rPr>
+            </w:pPr>
+          </w:p>
         </w:tc>
         <w:tc>
           <w:tcPr>
@@ -4067,6 +4072,9 @@
           <w:p>
             <w:pPr>
               <w:jc w:val="right"/>
+              <w:rPr>
+                <w:lang w:val="en-US"/>
+              </w:rPr>
             </w:pPr>
           </w:p>
         </w:tc>
@@ -4087,11 +4095,6 @@
                 <w:lang w:val="en-US"/>
               </w:rPr>
             </w:pPr>
-            <w:r>
-              <w:rPr>
-                <w:lang w:val="en-US"/>
-              </w:rPr>
-            </w:r>
           </w:p>
         </w:tc>
         <w:tc>
@@ -4146,10 +4149,14 @@
           <w:p>
             <w:pPr>
               <w:jc w:val="right"/>
+              <w:rPr>
+                <w:highlight w:val="yellow"/>
+              </w:rPr>
             </w:pPr>
             <w:r>
               <w:rPr>
                 <w:szCs w:val="16"/>
+                <w:highlight w:val="yellow"/>
               </w:rPr>
               <w:t>1</w:t>
             </w:r>
@@ -4165,9 +4172,15 @@
             <w:shd w:val="clear" w:color="auto" w:fill="auto"/>
           </w:tcPr>
           <w:p>
+            <w:pPr>
+              <w:rPr>
+                <w:highlight w:val="yellow"/>
+              </w:rPr>
+            </w:pPr>
             <w:r>
               <w:rPr>
                 <w:szCs w:val="16"/>
+                <w:highlight w:val="yellow"/>
               </w:rPr>
               <w:t>усл.</w:t>
             </w:r>

--- a/templates/docs/invoice_template.docx
+++ b/templates/docs/invoice_template.docx
@@ -9544,12 +9544,84 @@
     </w:tbl>
     <w:p/>
     <w:sectPr>
+      <w:footerReference w:type="default" r:id="rId6"/>
       <w:pgSz w:w="11907" w:h="16839"/>
       <w:pgMar w:top="567" w:right="567" w:bottom="567" w:left="567" w:header="720" w:footer="720" w:gutter="0"/>
       <w:cols w:space="720"/>
     </w:sectPr>
   </w:body>
 </w:document>
+</file>
+
+<file path=word/endnotes.xml><?xml version="1.0" encoding="utf-8"?>
+<w:endnotes xmlns:wpc="http://schemas.microsoft.com/office/word/2010/wordprocessingCanvas" xmlns:cx="http://schemas.microsoft.com/office/drawing/2014/chartex" xmlns:cx1="http://schemas.microsoft.com/office/drawing/2015/9/8/chartex" xmlns:cx2="http://schemas.microsoft.com/office/drawing/2015/10/21/chartex" xmlns:cx3="http://schemas.microsoft.com/office/drawing/2016/5/9/chartex" xmlns:cx4="http://schemas.microsoft.com/office/drawing/2016/5/10/chartex" xmlns:cx5="http://schemas.microsoft.com/office/drawing/2016/5/11/chartex" xmlns:cx6="http://schemas.microsoft.com/office/drawing/2016/5/12/chartex" xmlns:cx7="http://schemas.microsoft.com/office/drawing/2016/5/13/chartex" xmlns:cx8="http://schemas.microsoft.com/office/drawing/2016/5/14/chartex" xmlns:mc="http://schemas.openxmlformats.org/markup-compatibility/2006" xmlns:aink="http://schemas.microsoft.com/office/drawing/2016/ink" xmlns:am3d="http://schemas.microsoft.com/office/drawing/2017/model3d" xmlns:o="urn:schemas-microsoft-com:office:office" xmlns:r="http://schemas.openxmlformats.org/officeDocument/2006/relationships" xmlns:m="http://schemas.openxmlformats.org/officeDocument/2006/math" xmlns:v="urn:schemas-microsoft-com:vml" xmlns:wp14="http://schemas.microsoft.com/office/word/2010/wordprocessingDrawing" xmlns:wp="http://schemas.openxmlformats.org/drawingml/2006/wordprocessingDrawing" xmlns:w10="urn:schemas-microsoft-com:office:word" xmlns:w="http://schemas.openxmlformats.org/wordprocessingml/2006/main" xmlns:w14="http://schemas.microsoft.com/office/word/2010/wordml" xmlns:w15="http://schemas.microsoft.com/office/word/2012/wordml" xmlns:w16cex="http://schemas.microsoft.com/office/word/2018/wordml/cex" xmlns:w16cid="http://schemas.microsoft.com/office/word/2016/wordml/cid" xmlns:w16="http://schemas.microsoft.com/office/word/2018/wordml" xmlns:w16sdtdh="http://schemas.microsoft.com/office/word/2020/wordml/sdtdatahash" xmlns:w16se="http://schemas.microsoft.com/office/word/2015/wordml/symex" xmlns:wpg="http://schemas.microsoft.com/office/word/2010/wordprocessingGroup" xmlns:wpi="http://schemas.microsoft.com/office/word/2010/wordprocessingInk" xmlns:wne="http://schemas.microsoft.com/office/word/2006/wordml" xmlns:wps="http://schemas.microsoft.com/office/word/2010/wordprocessingShape" mc:Ignorable="w14 w15 w16se w16cid w16 w16cex w16sdtdh wp14">
+  <w:endnote w:type="separator" w:id="-1">
+    <w:p>
+      <w:pPr>
+        <w:spacing w:after="0" w:line="240" w:lineRule="auto"/>
+      </w:pPr>
+      <w:r>
+        <w:separator/>
+      </w:r>
+    </w:p>
+  </w:endnote>
+  <w:endnote w:type="continuationSeparator" w:id="0">
+    <w:p>
+      <w:pPr>
+        <w:spacing w:after="0" w:line="240" w:lineRule="auto"/>
+      </w:pPr>
+      <w:r>
+        <w:continuationSeparator/>
+      </w:r>
+    </w:p>
+  </w:endnote>
+</w:endnotes>
+</file>
+
+<file path=word/footer1.xml><?xml version="1.0" encoding="utf-8"?>
+<w:ftr xmlns:wpc="http://schemas.microsoft.com/office/word/2010/wordprocessingCanvas" xmlns:cx="http://schemas.microsoft.com/office/drawing/2014/chartex" xmlns:cx1="http://schemas.microsoft.com/office/drawing/2015/9/8/chartex" xmlns:cx2="http://schemas.microsoft.com/office/drawing/2015/10/21/chartex" xmlns:cx3="http://schemas.microsoft.com/office/drawing/2016/5/9/chartex" xmlns:cx4="http://schemas.microsoft.com/office/drawing/2016/5/10/chartex" xmlns:cx5="http://schemas.microsoft.com/office/drawing/2016/5/11/chartex" xmlns:cx6="http://schemas.microsoft.com/office/drawing/2016/5/12/chartex" xmlns:cx7="http://schemas.microsoft.com/office/drawing/2016/5/13/chartex" xmlns:cx8="http://schemas.microsoft.com/office/drawing/2016/5/14/chartex" xmlns:mc="http://schemas.openxmlformats.org/markup-compatibility/2006" xmlns:aink="http://schemas.microsoft.com/office/drawing/2016/ink" xmlns:am3d="http://schemas.microsoft.com/office/drawing/2017/model3d" xmlns:o="urn:schemas-microsoft-com:office:office" xmlns:r="http://schemas.openxmlformats.org/officeDocument/2006/relationships" xmlns:m="http://schemas.openxmlformats.org/officeDocument/2006/math" xmlns:v="urn:schemas-microsoft-com:vml" xmlns:wp14="http://schemas.microsoft.com/office/word/2010/wordprocessingDrawing" xmlns:wp="http://schemas.openxmlformats.org/drawingml/2006/wordprocessingDrawing" xmlns:w10="urn:schemas-microsoft-com:office:word" xmlns:w="http://schemas.openxmlformats.org/wordprocessingml/2006/main" xmlns:w14="http://schemas.microsoft.com/office/word/2010/wordml" xmlns:w15="http://schemas.microsoft.com/office/word/2012/wordml" xmlns:w16cex="http://schemas.microsoft.com/office/word/2018/wordml/cex" xmlns:w16cid="http://schemas.microsoft.com/office/word/2016/wordml/cid" xmlns:w16="http://schemas.microsoft.com/office/word/2018/wordml" xmlns:w16sdtdh="http://schemas.microsoft.com/office/word/2020/wordml/sdtdatahash" xmlns:w16se="http://schemas.microsoft.com/office/word/2015/wordml/symex" xmlns:wpg="http://schemas.microsoft.com/office/word/2010/wordprocessingGroup" xmlns:wpi="http://schemas.microsoft.com/office/word/2010/wordprocessingInk" xmlns:wne="http://schemas.microsoft.com/office/word/2006/wordml" xmlns:wps="http://schemas.microsoft.com/office/word/2010/wordprocessingShape" mc:Ignorable="w14 w15 w16se w16cid w16 w16cex w16sdtdh wp14">
+  <w:p>
+    <w:pPr>
+      <w:pStyle w:val="a5"/>
+      <w:rPr>
+        <w:sz w:val="16"/>
+        <w:szCs w:val="16"/>
+      </w:rPr>
+    </w:pPr>
+    <w:r>
+      <w:rPr>
+        <w:sz w:val="16"/>
+        <w:szCs w:val="16"/>
+      </w:rPr>
+      <w:t>{{ branding_footer }}</w:t>
+    </w:r>
+  </w:p>
+</w:ftr>
+</file>
+
+<file path=word/footnotes.xml><?xml version="1.0" encoding="utf-8"?>
+<w:footnotes xmlns:wpc="http://schemas.microsoft.com/office/word/2010/wordprocessingCanvas" xmlns:cx="http://schemas.microsoft.com/office/drawing/2014/chartex" xmlns:cx1="http://schemas.microsoft.com/office/drawing/2015/9/8/chartex" xmlns:cx2="http://schemas.microsoft.com/office/drawing/2015/10/21/chartex" xmlns:cx3="http://schemas.microsoft.com/office/drawing/2016/5/9/chartex" xmlns:cx4="http://schemas.microsoft.com/office/drawing/2016/5/10/chartex" xmlns:cx5="http://schemas.microsoft.com/office/drawing/2016/5/11/chartex" xmlns:cx6="http://schemas.microsoft.com/office/drawing/2016/5/12/chartex" xmlns:cx7="http://schemas.microsoft.com/office/drawing/2016/5/13/chartex" xmlns:cx8="http://schemas.microsoft.com/office/drawing/2016/5/14/chartex" xmlns:mc="http://schemas.openxmlformats.org/markup-compatibility/2006" xmlns:aink="http://schemas.microsoft.com/office/drawing/2016/ink" xmlns:am3d="http://schemas.microsoft.com/office/drawing/2017/model3d" xmlns:o="urn:schemas-microsoft-com:office:office" xmlns:r="http://schemas.openxmlformats.org/officeDocument/2006/relationships" xmlns:m="http://schemas.openxmlformats.org/officeDocument/2006/math" xmlns:v="urn:schemas-microsoft-com:vml" xmlns:wp14="http://schemas.microsoft.com/office/word/2010/wordprocessingDrawing" xmlns:wp="http://schemas.openxmlformats.org/drawingml/2006/wordprocessingDrawing" xmlns:w10="urn:schemas-microsoft-com:office:word" xmlns:w="http://schemas.openxmlformats.org/wordprocessingml/2006/main" xmlns:w14="http://schemas.microsoft.com/office/word/2010/wordml" xmlns:w15="http://schemas.microsoft.com/office/word/2012/wordml" xmlns:w16cex="http://schemas.microsoft.com/office/word/2018/wordml/cex" xmlns:w16cid="http://schemas.microsoft.com/office/word/2016/wordml/cid" xmlns:w16="http://schemas.microsoft.com/office/word/2018/wordml" xmlns:w16sdtdh="http://schemas.microsoft.com/office/word/2020/wordml/sdtdatahash" xmlns:w16se="http://schemas.microsoft.com/office/word/2015/wordml/symex" xmlns:wpg="http://schemas.microsoft.com/office/word/2010/wordprocessingGroup" xmlns:wpi="http://schemas.microsoft.com/office/word/2010/wordprocessingInk" xmlns:wne="http://schemas.microsoft.com/office/word/2006/wordml" xmlns:wps="http://schemas.microsoft.com/office/word/2010/wordprocessingShape" mc:Ignorable="w14 w15 w16se w16cid w16 w16cex w16sdtdh wp14">
+  <w:footnote w:type="separator" w:id="-1">
+    <w:p>
+      <w:pPr>
+        <w:spacing w:after="0" w:line="240" w:lineRule="auto"/>
+      </w:pPr>
+      <w:r>
+        <w:separator/>
+      </w:r>
+    </w:p>
+  </w:footnote>
+  <w:footnote w:type="continuationSeparator" w:id="0">
+    <w:p>
+      <w:pPr>
+        <w:spacing w:after="0" w:line="240" w:lineRule="auto"/>
+      </w:pPr>
+      <w:r>
+        <w:continuationSeparator/>
+      </w:r>
+    </w:p>
+  </w:footnote>
+</w:footnotes>
 </file>
 
 <file path=word/styles.xml><?xml version="1.0" encoding="utf-8"?>
@@ -10086,6 +10158,50 @@
       </w:tblCellMar>
     </w:tblPr>
   </w:style>
+  <w:style w:type="paragraph" w:styleId="a3">
+    <w:name w:val="header"/>
+    <w:basedOn w:val="a"/>
+    <w:link w:val="a4"/>
+    <w:uiPriority w:val="99"/>
+    <w:unhideWhenUsed/>
+    <w:rsid w:val="004775E0"/>
+    <w:pPr>
+      <w:tabs>
+        <w:tab w:val="center" w:pos="4677"/>
+        <w:tab w:val="right" w:pos="9355"/>
+      </w:tabs>
+      <w:spacing w:after="0" w:line="240" w:lineRule="auto"/>
+    </w:pPr>
+  </w:style>
+  <w:style w:type="character" w:customStyle="1" w:styleId="a4">
+    <w:name w:val="Верхний колонтитул Знак"/>
+    <w:basedOn w:val="a0"/>
+    <w:link w:val="a3"/>
+    <w:uiPriority w:val="99"/>
+    <w:rsid w:val="004775E0"/>
+  </w:style>
+  <w:style w:type="paragraph" w:styleId="a5">
+    <w:name w:val="footer"/>
+    <w:basedOn w:val="a"/>
+    <w:link w:val="a6"/>
+    <w:uiPriority w:val="99"/>
+    <w:unhideWhenUsed/>
+    <w:rsid w:val="004775E0"/>
+    <w:pPr>
+      <w:tabs>
+        <w:tab w:val="center" w:pos="4677"/>
+        <w:tab w:val="right" w:pos="9355"/>
+      </w:tabs>
+      <w:spacing w:after="0" w:line="240" w:lineRule="auto"/>
+    </w:pPr>
+  </w:style>
+  <w:style w:type="character" w:customStyle="1" w:styleId="a6">
+    <w:name w:val="Нижний колонтитул Знак"/>
+    <w:basedOn w:val="a0"/>
+    <w:link w:val="a5"/>
+    <w:uiPriority w:val="99"/>
+    <w:rsid w:val="004775E0"/>
+  </w:style>
 </w:styles>
 </file>
 
